--- a/docs/terminal_use.docx
+++ b/docs/terminal_use.docx
@@ -483,7 +483,7 @@
           <w:sz w:val="26"/>
           <w:szCs w:val="22"/>
         </w:rPr>
-        <w:t>USB icon (if shown): mint = powered; grey/slashed = off; ? = checking. Power can turn off after five idle minutes with battery at least 25%. Any button or incoming call restores power; camera reconnection takes a few seconds.</w:t>
+        <w:t>Webcam icon (if shown): mint = powered; grey/slashed = off; ? = checking. Power can turn off after five idle minutes with battery at least 25%. Any button or incoming call restores power; camera reconnection takes a few seconds.</w:t>
       </w:r>
     </w:p>
     <w:p>

--- a/docs/terminal_use.docx
+++ b/docs/terminal_use.docx
@@ -5,19 +5,24 @@
     <w:p>
       <w:pPr>
         <w:pStyle w:val="Title"/>
+        <w:pageBreakBefore w:val="0"/>
       </w:pPr>
       <w:r>
         <w:t>Use your Zmala terminal</w:t>
       </w:r>
     </w:p>
     <w:p>
+      <w:pPr>
+        <w:pageBreakBefore w:val="0"/>
+      </w:pPr>
       <w:r>
-        <w:t>Choose a person with the arrow buttons, press green to call and press red to finish. This guide covers everyday calls with the Presenter remote after setup is complete.</w:t>
+        <w:t>Choose a person with the arrow buttons, press green to call and press red to finish. Green Available means recently active; blue Try calling means push may reach the phone, but this is unconfirmed. Either can be called. Red Offline means no current connection or usable push registration. This guide covers everyday calls with the Presenter remote after setup.</w:t>
       </w:r>
     </w:p>
     <w:p>
       <w:pPr>
         <w:pStyle w:val="Heading1"/>
+        <w:pageBreakBefore w:val="0"/>
       </w:pPr>
       <w:r>
         <w:t>The five buttons</w:t>
@@ -318,10 +323,14 @@
     </w:tbl>
     <w:p>
       <w:pPr>
+        <w:pageBreakBefore w:val="0"/>
         <w:spacing w:after="0"/>
       </w:pPr>
     </w:p>
     <w:p>
+      <w:pPr>
+        <w:pageBreakBefore w:val="0"/>
+      </w:pPr>
       <w:r>
         <w:t>The green sticker covers the microphone symbol. The red sticker covers the Teams symbol. The long middle button is between the arrows and the red button.</w:t>
       </w:r>
@@ -329,12 +338,16 @@
     <w:p>
       <w:pPr>
         <w:pStyle w:val="Heading1"/>
+        <w:pageBreakBefore w:val="0"/>
       </w:pPr>
       <w:r>
         <w:t>Show the Zmala screen</w:t>
       </w:r>
     </w:p>
     <w:p>
+      <w:pPr>
+        <w:pageBreakBefore w:val="0"/>
+      </w:pPr>
       <w:r>
         <w:t>If the TV is off or showing another channel, press one remote button and wait. When automatic TV control is working, this first press shows Zmala without placing a call or changing the selected person. Press again for the normal action. Otherwise, use the TV remote to select the Zmala HDMI input.</w:t>
       </w:r>
@@ -342,6 +355,7 @@
     <w:p>
       <w:pPr>
         <w:pStyle w:val="Heading1"/>
+        <w:pageBreakBefore w:val="0"/>
       </w:pPr>
       <w:r>
         <w:t>Make a call</w:t>
@@ -350,6 +364,7 @@
     <w:p>
       <w:pPr>
         <w:keepNext/>
+        <w:pageBreakBefore w:val="0"/>
       </w:pPr>
       <w:r>
         <w:rPr>
@@ -359,6 +374,9 @@
       </w:r>
     </w:p>
     <w:p>
+      <w:pPr>
+        <w:pageBreakBefore w:val="0"/>
+      </w:pPr>
       <w:r>
         <w:t>Press left or right until their portrait is in the centre. Their name stays just below their picture.</w:t>
       </w:r>
@@ -366,6 +384,7 @@
     <w:p>
       <w:pPr>
         <w:keepNext/>
+        <w:pageBreakBefore w:val="0"/>
       </w:pPr>
       <w:r>
         <w:rPr>
@@ -375,6 +394,9 @@
       </w:r>
     </w:p>
     <w:p>
+      <w:pPr>
+        <w:pageBreakBefore w:val="0"/>
+      </w:pPr>
       <w:r>
         <w:t>Press green. Check the person shown, then press and release green again to call. Press red to go back instead.</w:t>
       </w:r>
@@ -382,6 +404,7 @@
     <w:p>
       <w:pPr>
         <w:keepNext/>
+        <w:pageBreakBefore w:val="0"/>
       </w:pPr>
       <w:r>
         <w:rPr>
@@ -391,11 +414,17 @@
       </w:r>
     </w:p>
     <w:p>
+      <w:pPr>
+        <w:pageBreakBefore w:val="0"/>
+      </w:pPr>
       <w:r>
         <w:t>While connected, the large picture shows the other person. The small picture at the bottom right shows your camera. Press red to end the call.</w:t>
       </w:r>
     </w:p>
     <w:p>
+      <w:pPr>
+        <w:pageBreakBefore w:val="0"/>
+      </w:pPr>
       <w:r>
         <w:t>For an incoming call, press green to answer or red to decline. If automatic answer is enabled, the on-screen countdown shows when the call will connect. Red cancels it.</w:t>
       </w:r>
@@ -403,7 +432,7 @@
     <w:p>
       <w:pPr>
         <w:pStyle w:val="Heading1"/>
-        <w:pageBreakBefore/>
+        <w:pageBreakBefore w:val="0"/>
       </w:pPr>
       <w:r>
         <w:lastRenderedPageBreak/>
@@ -413,17 +442,24 @@
     <w:p>
       <w:pPr>
         <w:pStyle w:val="Heading1"/>
+        <w:pageBreakBefore w:val="0"/>
       </w:pPr>
       <w:r>
         <w:t>Adjust the sound</w:t>
       </w:r>
     </w:p>
     <w:p>
+      <w:pPr>
+        <w:pageBreakBefore w:val="0"/>
+      </w:pPr>
       <w:r>
         <w:t>Hold the middle button. Move the remote gently up for louder sound or down for quieter sound. The vertical bar at the right shows the volume. Release the button to stop changing it; the bar disappears shortly afterward.</w:t>
       </w:r>
     </w:p>
     <w:p>
+      <w:pPr>
+        <w:pageBreakBefore w:val="0"/>
+      </w:pPr>
       <w:r>
         <w:t>The movement is relative: the remote's starting angle does not set the volume. Left and right motion does not change it. This adjusts the sound you hear, not the other person's microphone. For a saved starting volume, ask your helper to change Speaker volume in Settings.</w:t>
       </w:r>
@@ -431,17 +467,24 @@
     <w:p>
       <w:pPr>
         <w:pStyle w:val="Heading1"/>
+        <w:pageBreakBefore w:val="0"/>
       </w:pPr>
       <w:r>
         <w:t>Ask someone to call you back</w:t>
       </w:r>
     </w:p>
     <w:p>
+      <w:pPr>
+        <w:pageBreakBefore w:val="0"/>
+      </w:pPr>
       <w:r>
         <w:t>If a person is offline, select them and press green. When asked whether to request a callback, press green for yes or red for no. A return-arrow badge on that person shows your pending request.</w:t>
       </w:r>
     </w:p>
     <w:p>
+      <w:pPr>
+        <w:pageBreakBefore w:val="0"/>
+      </w:pPr>
       <w:r>
         <w:t>To cancel your request, select that person, press red and confirm with green. A request does not dial automatically. You still confirm a call when the person is available.</w:t>
       </w:r>
@@ -449,17 +492,24 @@
     <w:p>
       <w:pPr>
         <w:pStyle w:val="Heading1"/>
+        <w:pageBreakBefore w:val="0"/>
       </w:pPr>
       <w:r>
         <w:t>Badges and returning to TV</w:t>
       </w:r>
     </w:p>
     <w:p>
+      <w:pPr>
+        <w:pageBreakBefore w:val="0"/>
+      </w:pPr>
       <w:r>
         <w:t>A numbered badge can mean a missed call or a phone message notification. Opening that person's call or callback confirmation clears the count, even if you then cancel. Message text is not shown on this screen.</w:t>
       </w:r>
     </w:p>
     <w:p>
+      <w:pPr>
+        <w:pageBreakBefore w:val="0"/>
+      </w:pPr>
       <w:r>
         <w:t>After ten seconds without a button press, a thin blue bar can appear at the bottom. It shows the remaining time before returning to the previous TV state. Any button press restarts the countdown. The usual setting is 30 seconds; calls pause this timeout.</w:t>
       </w:r>
@@ -467,6 +517,7 @@
     <w:p>
       <w:pPr>
         <w:pStyle w:val="Heading1"/>
+        <w:pageBreakBefore w:val="0"/>
         <w:rPr>
           <w:rFonts w:ascii="Calibri" w:eastAsiaTheme="minorEastAsia" w:hAnsi="Calibri" w:cstheme="minorBidi"/>
           <w:b w:val="0"/>
@@ -489,6 +540,7 @@
     <w:p>
       <w:pPr>
         <w:pStyle w:val="Heading1"/>
+        <w:pageBreakBefore w:val="0"/>
       </w:pPr>
       <w:r>
         <w:t>I</w:t>
@@ -500,6 +552,7 @@
     <w:p>
       <w:pPr>
         <w:pStyle w:val="ListBullet"/>
+        <w:pageBreakBefore w:val="0"/>
       </w:pPr>
       <w:r>
         <w:t>Remote does not respond: check its rear on/off switch, then put it on the powered cradle. A disconnected remote may also be out of range or need pairing. Ask your helper if it does not reconnect.</w:t>
@@ -508,6 +561,7 @@
     <w:p>
       <w:pPr>
         <w:pStyle w:val="ListBullet"/>
+        <w:pageBreakBefore w:val="0"/>
       </w:pPr>
       <w:r>
         <w:t>No sound: increase the volume and check that the C20 is connected. The small lightning bolt beside the remote battery means its charger is connected.</w:t>
@@ -516,6 +570,7 @@
     <w:p>
       <w:pPr>
         <w:pStyle w:val="ListBullet"/>
+        <w:pageBreakBefore w:val="0"/>
       </w:pPr>
       <w:r>
         <w:t>No picture or contact offline: wait briefly, then ask your helper to check the camera, network and server. Use the TV remote if automatic input switching does not work.</w:t>

--- a/docs/terminal_use.docx
+++ b/docs/terminal_use.docx
@@ -453,7 +453,7 @@
         <w:pageBreakBefore w:val="0"/>
       </w:pPr>
       <w:r>
-        <w:t>Hold the middle button. Move the remote gently up for louder sound or down for quieter sound. The vertical bar at the right shows the volume. Release the button to stop changing it; the bar disappears shortly afterward.</w:t>
+        <w:t>Hold the middle button. Move the remote gently up for louder sound or down for quieter sound, in 5% steps. The vertical bar at the right shows the volume. Release the button to stop changing it; the bar disappears shortly afterward.</w:t>
       </w:r>
     </w:p>
     <w:p>
@@ -478,7 +478,7 @@
         <w:pageBreakBefore w:val="0"/>
       </w:pPr>
       <w:r>
-        <w:t>If a person is offline, select them and press green. When asked whether to request a callback, press green for yes or red for no. A return-arrow badge on that person shows your pending request.</w:t>
+        <w:t>Select an offline contact, press green and confirm to request a callback. A return-arrow badge marks your request. After an unanswered, declined or cancelled outgoing call, Zmala asks: green requests a callback; red returns home. Incoming requests show a large yellow Please call back flag over the requester’s picture until completed or cancelled. Nothing dials automatically.</w:t>
       </w:r>
     </w:p>
     <w:p>

--- a/docs/terminal_use.docx
+++ b/docs/terminal_use.docx
@@ -315,7 +315,7 @@
               <w:rPr>
                 <w:sz w:val="23"/>
               </w:rPr>
-              <w:t>Hold it while moving the remote up or down to change sound volume</w:t>
+              <w:t>Open/close volume; left/right changes it in 5% steps</w:t>
             </w:r>
           </w:p>
         </w:tc>
@@ -453,7 +453,7 @@
         <w:pageBreakBefore w:val="0"/>
       </w:pPr>
       <w:r>
-        <w:t>Hold the middle button. Move the remote gently up for louder sound or down for quieter sound, in 5% steps. The vertical bar at the right shows the volume. Release the button to stop changing it; the bar disappears shortly afterward.</w:t>
+        <w:t>Press the middle button to open the volume page. Click left for quieter sound or right for louder sound, in 5% steps. The horizontal bar shows the volume. Press middle again to return. Calls continue while adjusting volume; moving the remote has no effect.</w:t>
       </w:r>
     </w:p>
     <w:p>
@@ -461,7 +461,7 @@
         <w:pageBreakBefore w:val="0"/>
       </w:pPr>
       <w:r>
-        <w:t>The movement is relative: the remote's starting angle does not set the volume. Left and right motion does not change it. This adjusts the sound you hear, not the other person's microphone. For a saved starting volume, ask your helper to change Speaker volume in Settings.</w:t>
+        <w:t>The volume page changes the sound you hear, not microphone volume. It stays open until you press middle again. Incoming calls close it automatically. For a saved starting volume, change Speaker volume in Settings.</w:t>
       </w:r>
     </w:p>
     <w:p>

--- a/docs/terminal_use.docx
+++ b/docs/terminal_use.docx
@@ -453,7 +453,7 @@
         <w:pageBreakBefore w:val="0"/>
       </w:pPr>
       <w:r>
-        <w:t>Press the middle button to open the volume page. Click left for quieter sound or right for louder sound, in 5% steps. The horizontal bar shows the volume. Press middle again to return. Calls continue while adjusting volume; moving the remote has no effect.</w:t>
+        <w:t>Press the middle button to open the volume page. Click left for quieter sound or right for louder sound, in 5% steps. The horizontal bar shows the volume. Press middle again to return. During a call, the control appears over the video so you can keep seeing the other person. Calls continue while adjusting volume; moving the remote has no effect.</w:t>
       </w:r>
     </w:p>
     <w:p>

--- a/docs/terminal_use.docx
+++ b/docs/terminal_use.docx
@@ -315,7 +315,7 @@
               <w:rPr>
                 <w:sz w:val="23"/>
               </w:rPr>
-              <w:t>Hold it while moving the remote up or down to change sound volume</w:t>
+              <w:t>Open/close volume; left/right changes it in 5% steps</w:t>
             </w:r>
           </w:p>
         </w:tc>
@@ -453,7 +453,7 @@
         <w:pageBreakBefore w:val="0"/>
       </w:pPr>
       <w:r>
-        <w:t>Hold the middle button. Move the remote gently up for louder sound or down for quieter sound. The vertical bar at the right shows the volume. Release the button to stop changing it; the bar disappears shortly afterward.</w:t>
+        <w:t>Press the middle button to open the volume page. Click left for quieter sound or right for louder sound, in 5% steps. The horizontal bar shows the volume. Press middle again to return. During a call, the control appears over the video so you can keep seeing the other person. Calls continue while adjusting volume; moving the remote has no effect.</w:t>
       </w:r>
     </w:p>
     <w:p>
@@ -461,7 +461,7 @@
         <w:pageBreakBefore w:val="0"/>
       </w:pPr>
       <w:r>
-        <w:t>The movement is relative: the remote's starting angle does not set the volume. Left and right motion does not change it. This adjusts the sound you hear, not the other person's microphone. For a saved starting volume, ask your helper to change Speaker volume in Settings.</w:t>
+        <w:t>The volume page changes the sound you hear, not microphone volume. It stays open until you press middle again. Incoming calls close it automatically. For a saved starting volume, change Speaker volume in Settings.</w:t>
       </w:r>
     </w:p>
     <w:p>
@@ -478,7 +478,7 @@
         <w:pageBreakBefore w:val="0"/>
       </w:pPr>
       <w:r>
-        <w:t>If a person is offline, select them and press green. When asked whether to request a callback, press green for yes or red for no. A return-arrow badge on that person shows your pending request.</w:t>
+        <w:t>Select an offline contact, press green and confirm to request a callback. A return-arrow badge marks your request. After an unanswered, declined or cancelled outgoing call, Zmala asks: green requests a callback; red returns home. Incoming requests show a large yellow Please call back flag over the requester’s picture until completed or cancelled. Nothing dials automatically.</w:t>
       </w:r>
     </w:p>
     <w:p>

--- a/docs/terminal_use.docx
+++ b/docs/terminal_use.docx
@@ -308,14 +308,8 @@
             <w:vAlign w:val="center"/>
           </w:tcPr>
           <w:p>
-            <w:pPr>
-              <w:spacing w:after="0" w:line="252" w:lineRule="auto"/>
-            </w:pPr>
             <w:r>
-              <w:rPr>
-                <w:sz w:val="23"/>
-              </w:rPr>
-              <w:t>Open/close volume; left/right changes it in 5% steps</w:t>
+              <w:t>Open/close call-volume overlay; left/right changes it in 5% steps</w:t>
             </w:r>
           </w:p>
         </w:tc>
@@ -453,7 +447,7 @@
         <w:pageBreakBefore w:val="0"/>
       </w:pPr>
       <w:r>
-        <w:t>Press the middle button to open the volume page. Click left for quieter sound or right for louder sound, in 5% steps. The horizontal bar shows the volume. Press middle again to return. During a call, the control appears over the video so you can keep seeing the other person. Calls continue while adjusting volume; moving the remote has no effect.</w:t>
+        <w:t>Press the middle button to show the call-volume overlay. Click left for quieter received call sound or right for louder sound, in 5% steps. The horizontal bar and percentage sit in a black frame over the current page, including during calls. Most of the page or video stays visible. Press middle again to close it; moving the remote has no effect.</w:t>
       </w:r>
     </w:p>
     <w:p>
@@ -461,7 +455,7 @@
         <w:pageBreakBefore w:val="0"/>
       </w:pPr>
       <w:r>
-        <w:t>The volume page changes the sound you hear, not microphone volume. It stays open until you press middle again. Incoming calls close it automatically. For a saved starting volume, change Speaker volume in Settings.</w:t>
+        <w:t>The call-volume overlay changes only the sound you receive in a call. Microphone gain stays unchanged. Ringtone volume and Button sounds volume are separate Settings choices, each in 5% steps; 0% silences that category. During idle navigation and Settings, left/right and middle play a short low tap, green a rising tone and red a low double tap. It is silent during calls, ringing and ringtone previews. Incoming calls close the overlay automatically.</w:t>
       </w:r>
     </w:p>
     <w:p>
@@ -516,7 +510,6 @@
     </w:p>
     <w:p>
       <w:pPr>
-        <w:pStyle w:val="Heading1"/>
         <w:pageBreakBefore w:val="0"/>
         <w:rPr>
           <w:rFonts w:ascii="Calibri" w:eastAsiaTheme="minorEastAsia" w:hAnsi="Calibri" w:cstheme="minorBidi"/>

--- a/docs/terminal_use.docx
+++ b/docs/terminal_use.docx
@@ -373,6 +373,14 @@
       </w:pPr>
       <w:r>
         <w:t>Press left or right until their portrait is in the centre. Their name stays just below their picture.</w:t>
+      </w:r>
+    </w:p>
+    <w:p>
+      <w:pPr>
+        <w:spacing w:after="120"/>
+      </w:pPr>
+      <w:r>
+        <w:t>If your helper supplied an animated portrait, it plays once when you select that person, then stays still. Move away and back to see it again. Animation stops when you navigate or start a call.</w:t>
       </w:r>
     </w:p>
     <w:p>

--- a/docs/terminal_use.docx
+++ b/docs/terminal_use.docx
@@ -380,7 +380,7 @@
         <w:spacing w:after="120"/>
       </w:pPr>
       <w:r>
-        <w:t>If your helper supplied an animated portrait, it plays once when you select that person, then stays still. Move away and back to see it again. Animation stops when you navigate or start a call.</w:t>
+        <w:t>If your helper supplied an animated portrait, it plays once when you select that person for two seconds, then stays still. Move away and back to see it again. Animation stops when you navigate or start a call.</w:t>
       </w:r>
     </w:p>
     <w:p>

--- a/docs/terminal_use.docx
+++ b/docs/terminal_use.docx
@@ -8,15 +8,18 @@
         <w:pageBreakBefore w:val="0"/>
       </w:pPr>
       <w:r>
+        <w:rPr>
+          <w:color w:val="000000"/>
+        </w:rPr>
         <w:t>Use your Zmala terminal</w:t>
       </w:r>
     </w:p>
     <w:p>
       <w:pPr>
-        <w:pageBreakBefore w:val="0"/>
+        <w:keepLines/>
       </w:pPr>
       <w:r>
-        <w:t>Choose a person with the arrow buttons, press green to call and press red to finish. Green Available means recently active; blue Try calling means push may reach the phone, but this is unconfirmed. Either can be called. Red Offline means no current connection or usable push registration. This guide covers everyday calls with the Presenter remote after setup.</w:t>
+        <w:t>Use this guide for everyday calls after setup. Choose a familiar face with the arrow buttons, press green to confirm, and press red to finish.</w:t>
       </w:r>
     </w:p>
     <w:p>
@@ -25,6 +28,9 @@
         <w:pageBreakBefore w:val="0"/>
       </w:pPr>
       <w:r>
+        <w:rPr>
+          <w:color w:val="000000"/>
+        </w:rPr>
         <w:t>The five buttons</w:t>
       </w:r>
     </w:p>
@@ -335,6 +341,9 @@
         <w:pageBreakBefore w:val="0"/>
       </w:pPr>
       <w:r>
+        <w:rPr>
+          <w:color w:val="000000"/>
+        </w:rPr>
         <w:t>Show the Zmala screen</w:t>
       </w:r>
     </w:p>
@@ -352,17 +361,22 @@
         <w:pageBreakBefore w:val="0"/>
       </w:pPr>
       <w:r>
+        <w:rPr>
+          <w:color w:val="000000"/>
+        </w:rPr>
         <w:t>Make a call</w:t>
       </w:r>
     </w:p>
     <w:p>
       <w:pPr>
+        <w:pStyle w:val="Heading2"/>
         <w:keepNext/>
         <w:pageBreakBefore w:val="0"/>
       </w:pPr>
       <w:r>
         <w:rPr>
           <w:b/>
+          <w:color w:val="000000"/>
         </w:rPr>
         <w:t>1  Choose the person</w:t>
       </w:r>
@@ -377,6 +391,7 @@
     </w:p>
     <w:p>
       <w:pPr>
+        <w:pageBreakBefore w:val="0"/>
         <w:spacing w:after="120"/>
       </w:pPr>
       <w:r>
@@ -385,12 +400,14 @@
     </w:p>
     <w:p>
       <w:pPr>
+        <w:pStyle w:val="Heading2"/>
         <w:keepNext/>
         <w:pageBreakBefore w:val="0"/>
       </w:pPr>
       <w:r>
         <w:rPr>
           <w:b/>
+          <w:color w:val="000000"/>
         </w:rPr>
         <w:t>2  Confirm the call</w:t>
       </w:r>
@@ -405,12 +422,14 @@
     </w:p>
     <w:p>
       <w:pPr>
+        <w:pStyle w:val="Heading2"/>
         <w:keepNext/>
         <w:pageBreakBefore w:val="0"/>
       </w:pPr>
       <w:r>
         <w:rPr>
           <w:b/>
+          <w:color w:val="000000"/>
         </w:rPr>
         <w:t>3  Talk and finish</w:t>
       </w:r>
@@ -437,8 +456,26 @@
         <w:pageBreakBefore w:val="0"/>
       </w:pPr>
       <w:r>
-        <w:lastRenderedPageBreak/>
-        <w:t>Sound and everyday help</w:t>
+        <w:rPr>
+          <w:color w:val="000000"/>
+        </w:rPr>
+        <w:t>Adjust the sound</w:t>
+      </w:r>
+    </w:p>
+    <w:p>
+      <w:pPr>
+        <w:keepLines/>
+      </w:pPr>
+      <w:r>
+        <w:t>Press the middle button to show the volume bar. Press left for quieter sound or right for louder sound. Each click changes it by 5%. Press middle again to close the bar. You can do this during a call and keep seeing the other person.</w:t>
+      </w:r>
+    </w:p>
+    <w:p>
+      <w:pPr>
+        <w:keepLines/>
+      </w:pPr>
+      <w:r>
+        <w:t>This changes the sound you hear during calls. It does not change your microphone, ringtone or button sounds. Ask your helper to adjust those separate sound settings if needed.</w:t>
       </w:r>
     </w:p>
     <w:p>
@@ -447,23 +484,42 @@
         <w:pageBreakBefore w:val="0"/>
       </w:pPr>
       <w:r>
-        <w:t>Adjust the sound</w:t>
+        <w:rPr>
+          <w:color w:val="000000"/>
+        </w:rPr>
+        <w:t>Ask someone to call you back</w:t>
       </w:r>
     </w:p>
     <w:p>
       <w:pPr>
-        <w:pageBreakBefore w:val="0"/>
+        <w:keepLines/>
       </w:pPr>
       <w:r>
-        <w:t>Press the middle button to show the call-volume overlay. Click left for quieter received call sound or right for louder sound, in 5% steps. The horizontal bar and percentage sit in a black frame over the current page, including during calls. Most of the page or video stays visible. Press middle again to close it; moving the remote has no effect.</w:t>
+        <w:t>If a person is Offline, select their portrait and press green. Press green again to ask them to call you back, or red to cancel. A return-arrow badge shows your request.</w:t>
       </w:r>
     </w:p>
     <w:p>
       <w:pPr>
-        <w:pageBreakBefore w:val="0"/>
+        <w:keepLines/>
       </w:pPr>
       <w:r>
-        <w:t>The call-volume overlay changes only the sound you receive in a call. Microphone gain stays unchanged. Ringtone volume and Button sounds volume are separate Settings choices, each in 5% steps; 0% silences that category. During idle navigation and Settings, left/right and middle play a short low tap, green a rising tone and red a low double tap. It is silent during calls, ringing and ringtone previews. Incoming calls close the overlay automatically.</w:t>
+        <w:t>After an unanswered, declined or cancelled call, Zmala also offers a callback request. Press green to request it or red to return to your contacts.</w:t>
+      </w:r>
+    </w:p>
+    <w:p>
+      <w:pPr>
+        <w:keepLines/>
+      </w:pPr>
+      <w:r>
+        <w:t>A large yellow Please call back flag means that person has asked you to call them. Choose them and call when ready. A request never starts a call automatically.</w:t>
+      </w:r>
+    </w:p>
+    <w:p>
+      <w:pPr>
+        <w:keepLines/>
+      </w:pPr>
+      <w:r>
+        <w:t>To cancel a request you sent, select that person, press red, then confirm with green.</w:t>
       </w:r>
     </w:p>
     <w:p>
@@ -472,23 +528,34 @@
         <w:pageBreakBefore w:val="0"/>
       </w:pPr>
       <w:r>
-        <w:t>Ask someone to call you back</w:t>
+        <w:rPr>
+          <w:color w:val="000000"/>
+        </w:rPr>
+        <w:t>Badges and returning to TV</w:t>
       </w:r>
     </w:p>
     <w:p>
       <w:pPr>
-        <w:pageBreakBefore w:val="0"/>
+        <w:keepLines/>
       </w:pPr>
       <w:r>
-        <w:t>Select an offline contact, press green and confirm to request a callback. A return-arrow badge marks your request. After an unanswered, declined or cancelled outgoing call, Zmala asks: green requests a callback; red returns home. Incoming requests show a large yellow Please call back flag over the requester’s picture until completed or cancelled. Nothing dials automatically.</w:t>
+        <w:t>A numbered badge marks missed calls or message notifications. Opening that person’s call or callback confirmation clears the count, even if you go back without calling.</w:t>
       </w:r>
     </w:p>
     <w:p>
       <w:pPr>
-        <w:pageBreakBefore w:val="0"/>
+        <w:keepLines/>
       </w:pPr>
       <w:r>
-        <w:t>To cancel your request, select that person, press red and confirm with green. A request does not dial automatically. You still confirm a call when the person is available.</w:t>
+        <w:t>A thin blue bar at the bottom shows the countdown to returning to TV. A button press restarts the countdown, and calls pause it. Your helper chooses the delay. This works only when automatic TV control passed setup; otherwise use the TV remote.</w:t>
+      </w:r>
+    </w:p>
+    <w:p>
+      <w:pPr>
+        <w:keepLines/>
+      </w:pPr>
+      <w:r>
+        <w:t>If a webcam symbol is shown, mint means power is on, a grey slash means off, and a question mark means checking. Pressing a button wakes sleeping equipment; allow a few seconds for the camera to reconnect.</w:t>
       </w:r>
     </w:p>
     <w:p>
@@ -497,56 +564,15 @@
         <w:pageBreakBefore w:val="0"/>
       </w:pPr>
       <w:r>
-        <w:t>Badges and returning to TV</w:t>
-      </w:r>
-    </w:p>
-    <w:p>
-      <w:pPr>
-        <w:pageBreakBefore w:val="0"/>
-      </w:pPr>
-      <w:r>
-        <w:t>A numbered badge can mean a missed call or a phone message notification. Opening that person's call or callback confirmation clears the count, even if you then cancel. Message text is not shown on this screen.</w:t>
-      </w:r>
-    </w:p>
-    <w:p>
-      <w:pPr>
-        <w:pageBreakBefore w:val="0"/>
-      </w:pPr>
-      <w:r>
-        <w:t>After ten seconds without a button press, a thin blue bar can appear at the bottom. It shows the remaining time before returning to the previous TV state. Any button press restarts the countdown. The usual setting is 30 seconds; calls pause this timeout.</w:t>
-      </w:r>
-    </w:p>
-    <w:p>
-      <w:pPr>
-        <w:pageBreakBefore w:val="0"/>
         <w:rPr>
-          <w:rFonts w:ascii="Calibri" w:eastAsiaTheme="minorEastAsia" w:hAnsi="Calibri" w:cstheme="minorBidi"/>
-          <w:b w:val="0"/>
-          <w:bCs w:val="0"/>
-          <w:sz w:val="26"/>
-          <w:szCs w:val="22"/>
+          <w:color w:val="000000"/>
         </w:rPr>
-      </w:pPr>
-      <w:r>
-        <w:rPr>
-          <w:rFonts w:ascii="Calibri" w:eastAsiaTheme="minorEastAsia" w:hAnsi="Calibri" w:cstheme="minorBidi"/>
-          <w:b w:val="0"/>
-          <w:bCs w:val="0"/>
-          <w:sz w:val="26"/>
-          <w:szCs w:val="22"/>
-        </w:rPr>
-        <w:t>Webcam icon (if shown): mint = powered; grey/slashed = off; ? = checking. Power can turn off after five idle minutes with battery at least 25%. Any button or incoming call restores power; camera reconnection takes a few seconds.</w:t>
-      </w:r>
-    </w:p>
-    <w:p>
-      <w:pPr>
-        <w:pStyle w:val="Heading1"/>
-        <w:pageBreakBefore w:val="0"/>
-      </w:pPr>
-      <w:r>
         <w:t>I</w:t>
       </w:r>
       <w:r>
+        <w:rPr>
+          <w:color w:val="000000"/>
+        </w:rPr>
         <w:t>f something is not working</w:t>
       </w:r>
     </w:p>
@@ -558,14 +584,8 @@
       <w:r>
         <w:t>Remote does not respond: check its rear on/off switch, then put it on the powered cradle. A disconnected remote may also be out of range or need pairing. Ask your helper if it does not reconnect.</w:t>
       </w:r>
-    </w:p>
-    <w:p>
-      <w:pPr>
-        <w:pStyle w:val="ListBullet"/>
-        <w:pageBreakBefore w:val="0"/>
-      </w:pPr>
       <w:r>
-        <w:t>No sound: increase the volume and check that the C20 is connected. The small lightning bolt beside the remote battery means its charger is connected.</w:t>
+        <w:t xml:space="preserve"> The lightning bolt beside its battery means the charger is connected.</w:t>
       </w:r>
     </w:p>
     <w:p>
@@ -574,7 +594,25 @@
         <w:pageBreakBefore w:val="0"/>
       </w:pPr>
       <w:r>
-        <w:t>No picture or contact offline: wait briefly, then ask your helper to check the camera, network and server. Use the TV remote if automatic input switching does not work.</w:t>
+        <w:t>No sound: increase the volume and check that the C20 is connected.</w:t>
+      </w:r>
+    </w:p>
+    <w:p>
+      <w:pPr>
+        <w:pStyle w:val="ListBullet"/>
+        <w:keepLines/>
+      </w:pPr>
+      <w:r>
+        <w:t>No picture during a call: wait a few seconds while video starts. If it stays missing, end the call and try again. Ask your helper if it keeps happening.</w:t>
+      </w:r>
+    </w:p>
+    <w:p>
+      <w:pPr>
+        <w:pStyle w:val="ListBullet"/>
+        <w:keepLines/>
+      </w:pPr>
+      <w:r>
+        <w:t>Person unavailable: green Available means recently active; blue Try calling means a phone alert may reach them. Either can be called. Red Offline lets you request a callback instead.</w:t>
       </w:r>
     </w:p>
     <w:sectPr>
@@ -1272,7 +1310,7 @@
     <w:rPr>
       <w:rFonts w:ascii="Calibri" w:hAnsi="Calibri"/>
       <w:color w:val="000000"/>
-      <w:sz w:val="26"/>
+      <w:sz w:val="22"/>
     </w:rPr>
   </w:style>
   <w:style w:type="paragraph" w:styleId="Heading1">
@@ -1293,6 +1331,7 @@
       <w:rFonts w:asciiTheme="majorHAnsi" w:eastAsiaTheme="majorEastAsia" w:hAnsiTheme="majorHAnsi" w:cstheme="majorBidi"/>
       <w:b/>
       <w:bCs/>
+      <w:color w:val="000000"/>
       <w:sz w:val="34"/>
       <w:szCs w:val="28"/>
     </w:rPr>
@@ -1316,6 +1355,7 @@
       <w:rFonts w:asciiTheme="majorHAnsi" w:eastAsiaTheme="majorEastAsia" w:hAnsiTheme="majorHAnsi" w:cstheme="majorBidi"/>
       <w:b/>
       <w:bCs/>
+      <w:color w:val="000000"/>
       <w:sz w:val="27"/>
       <w:szCs w:val="26"/>
     </w:rPr>
@@ -1619,6 +1659,7 @@
     </w:pPr>
     <w:rPr>
       <w:rFonts w:asciiTheme="majorHAnsi" w:eastAsiaTheme="majorEastAsia" w:hAnsiTheme="majorHAnsi" w:cstheme="majorBidi"/>
+      <w:color w:val="000000"/>
       <w:spacing w:val="5"/>
       <w:kern w:val="28"/>
       <w:sz w:val="54"/>

--- a/docs/terminal_use.docx
+++ b/docs/terminal_use.docx
@@ -594,7 +594,7 @@
         <w:pageBreakBefore w:val="0"/>
       </w:pPr>
       <w:r>
-        <w:t>No sound: increase the volume and check that the C20 is connected.</w:t>
+        <w:t>No sound: increase the volume and check that the C10/C20 is connected.</w:t>
       </w:r>
     </w:p>
     <w:p>

--- a/docs/terminal_use.docx
+++ b/docs/terminal_use.docx
@@ -467,7 +467,7 @@
         <w:keepLines/>
       </w:pPr>
       <w:r>
-        <w:t>Press the middle button to show the volume bar. Press left for quieter sound or right for louder sound. Each click changes it by 5%. Press middle again to close the bar. You can do this during a call and keep seeing the other person.</w:t>
+        <w:t>Press the middle button to show the volume bar. Press left for quieter sound or right for louder sound. Each click changes it by 5%. Press red or middle again to close the bar. While the bar is open, red closes it without ending the call. You can do this during a call and keep seeing the other person.</w:t>
       </w:r>
     </w:p>
     <w:p>

--- a/docs/terminal_use.docx
+++ b/docs/terminal_use.docx
@@ -547,7 +547,7 @@
         <w:keepLines/>
       </w:pPr>
       <w:r>
-        <w:t>A thin blue bar at the bottom shows the countdown to returning to TV. A button press restarts the countdown, and calls pause it. Your helper chooses the delay. This works only when automatic TV control passed setup; otherwise use the TV remote.</w:t>
+        <w:t>A thin blue bar at the bottom appears after ten seconds without a button press and shows the countdown to returning to TV. A button press restarts the countdown. After any incoming call ends, answered or not, a fresh countdown starts. When it finishes, the TV switches off if it was off before the call, or returns to what you were watching if it was on. Your helper chooses the delay; Never disables automatic return. This works only when automatic TV control passed setup; otherwise use the TV remote.</w:t>
       </w:r>
     </w:p>
     <w:p>

--- a/docs/terminal_use.docx
+++ b/docs/terminal_use.docx
@@ -547,6 +547,14 @@
         <w:keepLines/>
       </w:pPr>
       <w:r>
+        <w:t>After a missed call, the caller’s portrait is selected automatically so you can easily call them back. Their missed-call badge stays unread until you open their confirmation.</w:t>
+      </w:r>
+    </w:p>
+    <w:p>
+      <w:pPr>
+        <w:keepLines/>
+      </w:pPr>
+      <w:r>
         <w:t>A thin blue bar at the bottom appears after ten seconds without a button press and shows the countdown to returning to TV. A button press restarts the countdown. After any incoming call ends, answered or not, a fresh countdown starts. When it finishes, the TV switches off if it was off before the call, or returns to what you were watching if it was on. Your helper chooses the delay; Never disables automatic return. This works only when automatic TV control passed setup; otherwise use the TV remote.</w:t>
       </w:r>
     </w:p>

--- a/docs/terminal_use.docx
+++ b/docs/terminal_use.docx
@@ -447,7 +447,7 @@
         <w:pageBreakBefore w:val="0"/>
       </w:pPr>
       <w:r>
-        <w:t>For an incoming call, press green to answer or red to decline. If automatic answer is enabled, the on-screen countdown shows when the call will connect. Red cancels it.</w:t>
+        <w:t>For an incoming call, the screen shows a green Answer prompt with a check mark and a red Decline prompt with a cross. Press the matching button on your remote. If automatic answer is enabled, both prompts stay visible beside the countdown. Press red to decline before it connects.</w:t>
       </w:r>
     </w:p>
     <w:p>

--- a/docs/terminal_use.docx
+++ b/docs/terminal_use.docx
@@ -444,7 +444,7 @@
     </w:p>
     <w:p>
       <w:pPr>
-        <w:pageBreakBefore w:val="0"/>
+        <w:keepLines/>
       </w:pPr>
       <w:r>
         <w:t>For an incoming call, the screen shows a green Answer prompt with a check mark and a red Decline prompt with a cross. Press the matching button on your remote. If automatic answer is enabled, both prompts stay visible beside the countdown. Press red to decline before it connects.</w:t>
@@ -476,6 +476,14 @@
       </w:pPr>
       <w:r>
         <w:t>This changes the sound you hear during calls. It does not change your microphone, ringtone or button sounds. Ask your helper to adjust those separate sound settings if needed.</w:t>
+      </w:r>
+    </w:p>
+    <w:p>
+      <w:pPr>
+        <w:keepLines/>
+      </w:pPr>
+      <w:r>
+        <w:t>During a call, someone using ZmalaPhone can show you a photo. It fills your screen instead of the video, but you can keep talking and change the volume. They tap Stop sharing on their phone to return to video. Ending the call also clears the photo.</w:t>
       </w:r>
     </w:p>
     <w:p>

--- a/docs/terminal_use.docx
+++ b/docs/terminal_use.docx
@@ -475,7 +475,7 @@
         <w:keepLines/>
       </w:pPr>
       <w:r>
-        <w:t>This changes the sound you hear during calls. It does not change your microphone, ringtone or button sounds. Ask your helper to adjust those separate sound settings if needed.</w:t>
+        <w:t>This changes the sound you hear during calls. 0% mutes listening; 5% is the lowest audible step and matches the former 40% setting. 100% keeps the same maximum. The steps in between are now easier to use for speech. It does not change your microphone, ringtone or button sounds. Ask your helper to adjust those separate sound settings if needed.</w:t>
       </w:r>
     </w:p>
     <w:p>
